--- a/releases/final_review/D_Final_Results_and_Model_Metrics_Report.docx
+++ b/releases/final_review/D_Final_Results_and_Model_Metrics_Report.docx
@@ -146,7 +146,7 @@
           <w:sz w:val="20"/>
           <w:szCs w:val="20"/>
         </w:rPr>
-        <w:t xml:space="preserve">15 October 2026</w:t>
+        <w:t xml:space="preserve">17 October 2026</w:t>
       </w:r>
     </w:p>
     <w:p>
@@ -651,6 +651,28 @@
             <w:r>
               <w:fldChar w:fldCharType="begin" w:dirty="true"/>
               <w:instrText xml:space="preserve">PAGEREF _Toc12 \h</w:instrText>
+              <w:fldChar w:fldCharType="separate"/>
+              <w:fldChar w:fldCharType="end"/>
+            </w:r>
+          </w:hyperlink>
+        </w:p>
+        <w:p>
+          <w:pPr>
+            <w:pStyle w:val="TOC1"/>
+            <w:tabs>
+              <w:tab w:val="right" w:pos="9638" w:leader="dot"/>
+            </w:tabs>
+          </w:pPr>
+          <w:hyperlink w:history="1" w:anchor="_Toc13">
+            <w:r>
+              <w:t xml:space="preserve">13  Additional deployed components (visible decay, pilot U-Net, proxy shelf-life)</w:t>
+            </w:r>
+            <w:r>
+              <w:tab/>
+            </w:r>
+            <w:r>
+              <w:fldChar w:fldCharType="begin" w:dirty="true"/>
+              <w:instrText xml:space="preserve">PAGEREF _Toc13 \h</w:instrText>
               <w:fldChar w:fldCharType="separate"/>
               <w:fldChar w:fldCharType="end"/>
             </w:r>
@@ -4193,7 +4215,7 @@
                 <w:sz w:val="15"/>
                 <w:szCs w:val="15"/>
               </w:rPr>
-              <w:t xml:space="preserve">U-Net</w:t>
+              <w:t xml:space="preserve">U-Net (ResNet-18 encoder)</w:t>
             </w:r>
           </w:p>
         </w:tc>
@@ -4221,36 +4243,35 @@
                 <w:sz w:val="15"/>
                 <w:szCs w:val="15"/>
               </w:rPr>
-              <w:t xml:space="preserve">decay segmentation</w:t>
+              <w:t xml:space="preserve">fruit + decay segmentation</w:t>
             </w:r>
           </w:p>
         </w:tc>
         <w:tc>
           <w:tcPr>
             <w:tcW w:type="dxa" w:w="1445"/>
-            <w:shd w:fill="E4E4E4" w:color="auto" w:val="clear"/>
-            <w:tcMar>
-              <w:top w:type="dxa" w:w="50"/>
-              <w:left w:type="dxa" w:w="80"/>
-              <w:bottom w:type="dxa" w:w="50"/>
-              <w:right w:type="dxa" w:w="80"/>
-            </w:tcMar>
-            <w:vAlign w:val="center"/>
-          </w:tcPr>
-          <w:p>
-            <w:pPr>
-              <w:spacing w:after="0" w:before="0"/>
-            </w:pPr>
-            <w:r>
-              <w:rPr>
-                <w:rFonts w:ascii="Calibri" w:cs="Calibri" w:eastAsia="Calibri" w:hAnsi="Calibri"/>
-                <w:b w:val="false"/>
-                <w:bCs w:val="false"/>
-                <w:color w:val="1E1E1E"/>
-                <w:sz w:val="15"/>
-                <w:szCs w:val="15"/>
-              </w:rPr>
-              <w:t xml:space="preserve">NOT RUN</w:t>
+            <w:tcMar>
+              <w:top w:type="dxa" w:w="50"/>
+              <w:left w:type="dxa" w:w="80"/>
+              <w:bottom w:type="dxa" w:w="50"/>
+              <w:right w:type="dxa" w:w="80"/>
+            </w:tcMar>
+            <w:vAlign w:val="center"/>
+          </w:tcPr>
+          <w:p>
+            <w:pPr>
+              <w:spacing w:after="0" w:before="0"/>
+            </w:pPr>
+            <w:r>
+              <w:rPr>
+                <w:rFonts w:ascii="Calibri" w:cs="Calibri" w:eastAsia="Calibri" w:hAnsi="Calibri"/>
+                <w:b w:val="false"/>
+                <w:bCs w:val="false"/>
+                <w:color w:val="1E1E1E"/>
+                <w:sz w:val="15"/>
+                <w:szCs w:val="15"/>
+              </w:rPr>
+              <w:t xml:space="preserve">PILOT (machine masks)</w:t>
             </w:r>
           </w:p>
         </w:tc>
@@ -4278,36 +4299,35 @@
                 <w:sz w:val="15"/>
                 <w:szCs w:val="15"/>
               </w:rPr>
-              <w:t xml:space="preserve">—</w:t>
+              <w:t xml:space="preserve">backend/models/unet_pilot.pt</w:t>
             </w:r>
           </w:p>
         </w:tc>
         <w:tc>
           <w:tcPr>
             <w:tcW w:type="dxa" w:w="1351"/>
-            <w:shd w:fill="F6D5CC" w:color="auto" w:val="clear"/>
-            <w:tcMar>
-              <w:top w:type="dxa" w:w="50"/>
-              <w:left w:type="dxa" w:w="80"/>
-              <w:bottom w:type="dxa" w:w="50"/>
-              <w:right w:type="dxa" w:w="80"/>
-            </w:tcMar>
-            <w:vAlign w:val="center"/>
-          </w:tcPr>
-          <w:p>
-            <w:pPr>
-              <w:spacing w:after="0" w:before="0"/>
-            </w:pPr>
-            <w:r>
-              <w:rPr>
-                <w:rFonts w:ascii="Calibri" w:cs="Calibri" w:eastAsia="Calibri" w:hAnsi="Calibri"/>
-                <w:b w:val="false"/>
-                <w:bCs w:val="false"/>
-                <w:color w:val="1E1E1E"/>
-                <w:sz w:val="15"/>
-                <w:szCs w:val="15"/>
-              </w:rPr>
-              <w:t xml:space="preserve">BLOCKED</w:t>
+            <w:tcMar>
+              <w:top w:type="dxa" w:w="50"/>
+              <w:left w:type="dxa" w:w="80"/>
+              <w:bottom w:type="dxa" w:w="50"/>
+              <w:right w:type="dxa" w:w="80"/>
+            </w:tcMar>
+            <w:vAlign w:val="center"/>
+          </w:tcPr>
+          <w:p>
+            <w:pPr>
+              <w:spacing w:after="0" w:before="0"/>
+            </w:pPr>
+            <w:r>
+              <w:rPr>
+                <w:rFonts w:ascii="Calibri" w:cs="Calibri" w:eastAsia="Calibri" w:hAnsi="Calibri"/>
+                <w:b w:val="false"/>
+                <w:bCs w:val="false"/>
+                <w:color w:val="1E1E1E"/>
+                <w:sz w:val="15"/>
+                <w:szCs w:val="15"/>
+              </w:rPr>
+              <w:t xml:space="preserve">YES (labelled pilot)</w:t>
             </w:r>
           </w:p>
         </w:tc>
@@ -4341,7 +4361,7 @@
                 <w:sz w:val="15"/>
                 <w:szCs w:val="15"/>
               </w:rPr>
-              <w:t xml:space="preserve">YOLO</w:t>
+              <w:t xml:space="preserve">Visible-decay probe</w:t>
             </w:r>
           </w:p>
         </w:tc>
@@ -4370,36 +4390,36 @@
                 <w:sz w:val="15"/>
                 <w:szCs w:val="15"/>
               </w:rPr>
-              <w:t xml:space="preserve">detection</w:t>
+              <w:t xml:space="preserve">image-level visible decay</w:t>
             </w:r>
           </w:p>
         </w:tc>
         <w:tc>
           <w:tcPr>
             <w:tcW w:type="dxa" w:w="1445"/>
-            <w:shd w:fill="E4E4E4" w:color="auto" w:val="clear"/>
-            <w:tcMar>
-              <w:top w:type="dxa" w:w="50"/>
-              <w:left w:type="dxa" w:w="80"/>
-              <w:bottom w:type="dxa" w:w="50"/>
-              <w:right w:type="dxa" w:w="80"/>
-            </w:tcMar>
-            <w:vAlign w:val="center"/>
-          </w:tcPr>
-          <w:p>
-            <w:pPr>
-              <w:spacing w:after="0" w:before="0"/>
-            </w:pPr>
-            <w:r>
-              <w:rPr>
-                <w:rFonts w:ascii="Calibri" w:cs="Calibri" w:eastAsia="Calibri" w:hAnsi="Calibri"/>
-                <w:b w:val="false"/>
-                <w:bCs w:val="false"/>
-                <w:color w:val="1E1E1E"/>
-                <w:sz w:val="15"/>
-                <w:szCs w:val="15"/>
-              </w:rPr>
-              <w:t xml:space="preserve">NOT RUN</w:t>
+            <w:shd w:fill="F5F7F5" w:color="auto" w:val="clear"/>
+            <w:tcMar>
+              <w:top w:type="dxa" w:w="50"/>
+              <w:left w:type="dxa" w:w="80"/>
+              <w:bottom w:type="dxa" w:w="50"/>
+              <w:right w:type="dxa" w:w="80"/>
+            </w:tcMar>
+            <w:vAlign w:val="center"/>
+          </w:tcPr>
+          <w:p>
+            <w:pPr>
+              <w:spacing w:after="0" w:before="0"/>
+            </w:pPr>
+            <w:r>
+              <w:rPr>
+                <w:rFonts w:ascii="Calibri" w:cs="Calibri" w:eastAsia="Calibri" w:hAnsi="Calibri"/>
+                <w:b w:val="false"/>
+                <w:bCs w:val="false"/>
+                <w:color w:val="1E1E1E"/>
+                <w:sz w:val="15"/>
+                <w:szCs w:val="15"/>
+              </w:rPr>
+              <w:t xml:space="preserve">YES (human labels)</w:t>
             </w:r>
           </w:p>
         </w:tc>
@@ -4428,36 +4448,36 @@
                 <w:sz w:val="15"/>
                 <w:szCs w:val="15"/>
               </w:rPr>
-              <w:t xml:space="preserve">—</w:t>
+              <w:t xml:space="preserve">backend/models/visible_decay_probe.json</w:t>
             </w:r>
           </w:p>
         </w:tc>
         <w:tc>
           <w:tcPr>
             <w:tcW w:type="dxa" w:w="1351"/>
-            <w:shd w:fill="E4E4E4" w:color="auto" w:val="clear"/>
-            <w:tcMar>
-              <w:top w:type="dxa" w:w="50"/>
-              <w:left w:type="dxa" w:w="80"/>
-              <w:bottom w:type="dxa" w:w="50"/>
-              <w:right w:type="dxa" w:w="80"/>
-            </w:tcMar>
-            <w:vAlign w:val="center"/>
-          </w:tcPr>
-          <w:p>
-            <w:pPr>
-              <w:spacing w:after="0" w:before="0"/>
-            </w:pPr>
-            <w:r>
-              <w:rPr>
-                <w:rFonts w:ascii="Calibri" w:cs="Calibri" w:eastAsia="Calibri" w:hAnsi="Calibri"/>
-                <w:b w:val="false"/>
-                <w:bCs w:val="false"/>
-                <w:color w:val="1E1E1E"/>
-                <w:sz w:val="15"/>
-                <w:szCs w:val="15"/>
-              </w:rPr>
-              <w:t xml:space="preserve">NOT IMPLEMENTED</w:t>
+            <w:shd w:fill="D7EDDD" w:color="auto" w:val="clear"/>
+            <w:tcMar>
+              <w:top w:type="dxa" w:w="50"/>
+              <w:left w:type="dxa" w:w="80"/>
+              <w:bottom w:type="dxa" w:w="50"/>
+              <w:right w:type="dxa" w:w="80"/>
+            </w:tcMar>
+            <w:vAlign w:val="center"/>
+          </w:tcPr>
+          <w:p>
+            <w:pPr>
+              <w:spacing w:after="0" w:before="0"/>
+            </w:pPr>
+            <w:r>
+              <w:rPr>
+                <w:rFonts w:ascii="Calibri" w:cs="Calibri" w:eastAsia="Calibri" w:hAnsi="Calibri"/>
+                <w:b w:val="false"/>
+                <w:bCs w:val="false"/>
+                <w:color w:val="1E1E1E"/>
+                <w:sz w:val="15"/>
+                <w:szCs w:val="15"/>
+              </w:rPr>
+              <w:t xml:space="preserve">YES</w:t>
             </w:r>
           </w:p>
         </w:tc>
@@ -4490,7 +4510,7 @@
                 <w:sz w:val="15"/>
                 <w:szCs w:val="15"/>
               </w:rPr>
-              <w:t xml:space="preserve">Shelf-life regressor</w:t>
+              <w:t xml:space="preserve">Shelf-life ridge regressor</w:t>
             </w:r>
           </w:p>
         </w:tc>
@@ -4518,7 +4538,155 @@
                 <w:sz w:val="15"/>
                 <w:szCs w:val="15"/>
               </w:rPr>
-              <w:t xml:space="preserve">regression</w:t>
+              <w:t xml:space="preserve">PROXY days to 'Spoiled' label</w:t>
+            </w:r>
+          </w:p>
+        </w:tc>
+        <w:tc>
+          <w:tcPr>
+            <w:tcW w:type="dxa" w:w="1445"/>
+            <w:shd w:fill="D7EDDD" w:color="auto" w:val="clear"/>
+            <w:tcMar>
+              <w:top w:type="dxa" w:w="50"/>
+              <w:left w:type="dxa" w:w="80"/>
+              <w:bottom w:type="dxa" w:w="50"/>
+              <w:right w:type="dxa" w:w="80"/>
+            </w:tcMar>
+            <w:vAlign w:val="center"/>
+          </w:tcPr>
+          <w:p>
+            <w:pPr>
+              <w:spacing w:after="0" w:before="0"/>
+            </w:pPr>
+            <w:r>
+              <w:rPr>
+                <w:rFonts w:ascii="Calibri" w:cs="Calibri" w:eastAsia="Calibri" w:hAnsi="Calibri"/>
+                <w:b w:val="false"/>
+                <w:bCs w:val="false"/>
+                <w:color w:val="1E1E1E"/>
+                <w:sz w:val="15"/>
+                <w:szCs w:val="15"/>
+              </w:rPr>
+              <w:t xml:space="preserve">YES</w:t>
+            </w:r>
+          </w:p>
+        </w:tc>
+        <w:tc>
+          <w:tcPr>
+            <w:tcW w:type="dxa" w:w="2795"/>
+            <w:tcMar>
+              <w:top w:type="dxa" w:w="50"/>
+              <w:left w:type="dxa" w:w="80"/>
+              <w:bottom w:type="dxa" w:w="50"/>
+              <w:right w:type="dxa" w:w="80"/>
+            </w:tcMar>
+            <w:vAlign w:val="center"/>
+          </w:tcPr>
+          <w:p>
+            <w:pPr>
+              <w:spacing w:after="0" w:before="0"/>
+            </w:pPr>
+            <w:r>
+              <w:rPr>
+                <w:rFonts w:ascii="Calibri" w:cs="Calibri" w:eastAsia="Calibri" w:hAnsi="Calibri"/>
+                <w:b w:val="false"/>
+                <w:bCs w:val="false"/>
+                <w:color w:val="1E1E1E"/>
+                <w:sz w:val="15"/>
+                <w:szCs w:val="15"/>
+              </w:rPr>
+              <w:t xml:space="preserve">backend/models/shelf_life_proxy.json</w:t>
+            </w:r>
+          </w:p>
+        </w:tc>
+        <w:tc>
+          <w:tcPr>
+            <w:tcW w:type="dxa" w:w="1351"/>
+            <w:tcMar>
+              <w:top w:type="dxa" w:w="50"/>
+              <w:left w:type="dxa" w:w="80"/>
+              <w:bottom w:type="dxa" w:w="50"/>
+              <w:right w:type="dxa" w:w="80"/>
+            </w:tcMar>
+            <w:vAlign w:val="center"/>
+          </w:tcPr>
+          <w:p>
+            <w:pPr>
+              <w:spacing w:after="0" w:before="0"/>
+            </w:pPr>
+            <w:r>
+              <w:rPr>
+                <w:rFonts w:ascii="Calibri" w:cs="Calibri" w:eastAsia="Calibri" w:hAnsi="Calibri"/>
+                <w:b w:val="false"/>
+                <w:bCs w:val="false"/>
+                <w:color w:val="1E1E1E"/>
+                <w:sz w:val="15"/>
+                <w:szCs w:val="15"/>
+              </w:rPr>
+              <w:t xml:space="preserve">YES (labelled proxy)</w:t>
+            </w:r>
+          </w:p>
+        </w:tc>
+      </w:tr>
+      <w:tr>
+        <w:trPr>
+          <w:cantSplit/>
+        </w:trPr>
+        <w:tc>
+          <w:tcPr>
+            <w:tcW w:type="dxa" w:w="2120"/>
+            <w:shd w:fill="F5F7F5" w:color="auto" w:val="clear"/>
+            <w:tcMar>
+              <w:top w:type="dxa" w:w="50"/>
+              <w:left w:type="dxa" w:w="80"/>
+              <w:bottom w:type="dxa" w:w="50"/>
+              <w:right w:type="dxa" w:w="80"/>
+            </w:tcMar>
+            <w:vAlign w:val="center"/>
+          </w:tcPr>
+          <w:p>
+            <w:pPr>
+              <w:spacing w:after="0" w:before="0"/>
+            </w:pPr>
+            <w:r>
+              <w:rPr>
+                <w:rFonts w:ascii="Calibri" w:cs="Calibri" w:eastAsia="Calibri" w:hAnsi="Calibri"/>
+                <w:b w:val="false"/>
+                <w:bCs w:val="false"/>
+                <w:color w:val="1E1E1E"/>
+                <w:sz w:val="15"/>
+                <w:szCs w:val="15"/>
+              </w:rPr>
+              <w:t xml:space="preserve">YOLO</w:t>
+            </w:r>
+          </w:p>
+        </w:tc>
+        <w:tc>
+          <w:tcPr>
+            <w:tcW w:type="dxa" w:w="1927"/>
+            <w:shd w:fill="F5F7F5" w:color="auto" w:val="clear"/>
+            <w:tcMar>
+              <w:top w:type="dxa" w:w="50"/>
+              <w:left w:type="dxa" w:w="80"/>
+              <w:bottom w:type="dxa" w:w="50"/>
+              <w:right w:type="dxa" w:w="80"/>
+            </w:tcMar>
+            <w:vAlign w:val="center"/>
+          </w:tcPr>
+          <w:p>
+            <w:pPr>
+              <w:spacing w:after="0" w:before="0"/>
+            </w:pPr>
+            <w:r>
+              <w:rPr>
+                <w:rFonts w:ascii="Calibri" w:cs="Calibri" w:eastAsia="Calibri" w:hAnsi="Calibri"/>
+                <w:b w:val="false"/>
+                <w:bCs w:val="false"/>
+                <w:color w:val="1E1E1E"/>
+                <w:sz w:val="15"/>
+                <w:szCs w:val="15"/>
+              </w:rPr>
+              <w:t xml:space="preserve">detection</w:t>
             </w:r>
           </w:p>
         </w:tc>
@@ -4554,6 +4722,7 @@
         <w:tc>
           <w:tcPr>
             <w:tcW w:type="dxa" w:w="2795"/>
+            <w:shd w:fill="F5F7F5" w:color="auto" w:val="clear"/>
             <w:tcMar>
               <w:top w:type="dxa" w:w="50"/>
               <w:left w:type="dxa" w:w="80"/>
@@ -4582,29 +4751,29 @@
         <w:tc>
           <w:tcPr>
             <w:tcW w:type="dxa" w:w="1351"/>
-            <w:shd w:fill="F6D5CC" w:color="auto" w:val="clear"/>
-            <w:tcMar>
-              <w:top w:type="dxa" w:w="50"/>
-              <w:left w:type="dxa" w:w="80"/>
-              <w:bottom w:type="dxa" w:w="50"/>
-              <w:right w:type="dxa" w:w="80"/>
-            </w:tcMar>
-            <w:vAlign w:val="center"/>
-          </w:tcPr>
-          <w:p>
-            <w:pPr>
-              <w:spacing w:after="0" w:before="0"/>
-            </w:pPr>
-            <w:r>
-              <w:rPr>
-                <w:rFonts w:ascii="Calibri" w:cs="Calibri" w:eastAsia="Calibri" w:hAnsi="Calibri"/>
-                <w:b w:val="false"/>
-                <w:bCs w:val="false"/>
-                <w:color w:val="1E1E1E"/>
-                <w:sz w:val="15"/>
-                <w:szCs w:val="15"/>
-              </w:rPr>
-              <w:t xml:space="preserve">BLOCKED</w:t>
+            <w:shd w:fill="E4E4E4" w:color="auto" w:val="clear"/>
+            <w:tcMar>
+              <w:top w:type="dxa" w:w="50"/>
+              <w:left w:type="dxa" w:w="80"/>
+              <w:bottom w:type="dxa" w:w="50"/>
+              <w:right w:type="dxa" w:w="80"/>
+            </w:tcMar>
+            <w:vAlign w:val="center"/>
+          </w:tcPr>
+          <w:p>
+            <w:pPr>
+              <w:spacing w:after="0" w:before="0"/>
+            </w:pPr>
+            <w:r>
+              <w:rPr>
+                <w:rFonts w:ascii="Calibri" w:cs="Calibri" w:eastAsia="Calibri" w:hAnsi="Calibri"/>
+                <w:b w:val="false"/>
+                <w:bCs w:val="false"/>
+                <w:color w:val="1E1E1E"/>
+                <w:sz w:val="15"/>
+                <w:szCs w:val="15"/>
+              </w:rPr>
+              <w:t xml:space="preserve">NOT IMPLEMENTED</w:t>
             </w:r>
           </w:p>
         </w:tc>
@@ -13192,7 +13361,7 @@
                 <w:sz w:val="17"/>
                 <w:szCs w:val="17"/>
               </w:rPr>
-              <w:t xml:space="preserve">median 61 ms, p95 77 ms</w:t>
+              <w:t xml:space="preserve">median 48 ms, p95 55 ms</w:t>
             </w:r>
           </w:p>
         </w:tc>
@@ -13417,7 +13586,7 @@
         <w:rPr>
           <w:rFonts w:ascii="Calibri" w:cs="Calibri" w:eastAsia="Calibri" w:hAnsi="Calibri"/>
         </w:rPr>
-        <w:t xml:space="preserve">The React UI calls the FastAPI backend, which loads the selected checkpoint once at startup. In the end-to-end test 60 held-out full-resolution originals were analysed via HTTP: produce correct 60/60, spoilage correct 57/60; 11/11 E2E checks passed and 44/44 UI-consumed fields were present in real responses. Limitations: single-item mode only; no shelf-life or decay-area output; mock mode exists but is off by default and labelled.</w:t>
+        <w:t xml:space="preserve">The React UI calls the FastAPI backend, which loads the selected checkpoint once at startup. In the end-to-end test 60 held-out full-resolution originals were analysed via HTTP: produce correct 60/60, spoilage correct 57/60; 11/11 E2E checks passed and 44/44 UI-consumed fields were present in real responses. The API also returns a visible-decay check, a pilot U-Net decay mask with decay-coverage %, and a proxy shelf-life estimate, each labelled in the UI. Limitations: single-item mode only; the U-Net is a pilot and shelf-life is a proxy; mock mode exists but is off by default and labelled.</w:t>
       </w:r>
     </w:p>
     <w:p>
@@ -13491,7 +13660,910 @@
         <w:rPr>
           <w:rFonts w:ascii="Calibri" w:cs="Calibri" w:eastAsia="Calibri" w:hAnsi="Calibri"/>
         </w:rPr>
-        <w:t xml:space="preserve">Segmentation, shelf-life and detection remain blocked by missing annotations, not by code.</w:t>
+        <w:t xml:space="preserve">A pilot U-Net (machine-generated masks), a human-label visible-decay check and a proxy shelf-life estimate are integrated and labelled as such; validated segmentation and true shelf-life still require human masks and measured endpoint labels.</w:t>
+      </w:r>
+    </w:p>
+    <w:p>
+      <w:pPr>
+        <w:pStyle w:val="Heading1"/>
+      </w:pPr>
+      <w:bookmarkStart w:name="_Toc13" w:id="13"/>
+      <w:r>
+        <w:t xml:space="preserve">13  Additional deployed components (visible decay, pilot U-Net, proxy shelf-life)</w:t>
+      </w:r>
+      <w:bookmarkEnd w:id="13"/>
+    </w:p>
+    <w:p>
+      <w:pPr>
+        <w:spacing w:after="120"/>
+        <w:jc w:val="both"/>
+      </w:pPr>
+      <w:r>
+        <w:rPr>
+          <w:rFonts w:ascii="Calibri" w:cs="Calibri" w:eastAsia="Calibri" w:hAnsi="Calibri"/>
+        </w:rPr>
+        <w:t xml:space="preserve">Three further components are served by </w:t>
+      </w:r>
+      <w:r>
+        <w:rPr>
+          <w:rFonts w:ascii="Consolas" w:cs="Consolas" w:eastAsia="Consolas" w:hAnsi="Consolas"/>
+          <w:sz w:val="19"/>
+          <w:szCs w:val="19"/>
+        </w:rPr>
+        <w:t xml:space="preserve">/api/analyze</w:t>
+      </w:r>
+      <w:r>
+        <w:rPr>
+          <w:rFonts w:ascii="Calibri" w:cs="Calibri" w:eastAsia="Calibri" w:hAnsi="Calibri"/>
+        </w:rPr>
+        <w:t xml:space="preserve"> alongside the ViT classifier. Each is labelled in the API and UI with what it was trained on.</w:t>
+      </w:r>
+    </w:p>
+    <w:p>
+      <w:pPr>
+        <w:keepNext/>
+        <w:spacing w:after="60" w:before="160"/>
+      </w:pPr>
+      <w:r>
+        <w:rPr>
+          <w:rFonts w:ascii="Calibri" w:cs="Calibri" w:eastAsia="Calibri" w:hAnsi="Calibri"/>
+          <w:b/>
+          <w:bCs/>
+          <w:sz w:val="19"/>
+          <w:szCs w:val="19"/>
+        </w:rPr>
+        <w:t xml:space="preserve">Table 11.</w:t>
+      </w:r>
+      <w:r>
+        <w:rPr>
+          <w:rFonts w:ascii="Calibri" w:cs="Calibri" w:eastAsia="Calibri" w:hAnsi="Calibri"/>
+          <w:sz w:val="19"/>
+          <w:szCs w:val="19"/>
+        </w:rPr>
+        <w:t xml:space="preserve"> Additional components: status, training data and held-out results.</w:t>
+      </w:r>
+    </w:p>
+    <w:tbl>
+      <w:tblPr>
+        <w:tblW w:type="dxa" w:w="9638"/>
+        <w:tblBorders>
+          <w:top w:val="single" w:color="B8C2BB" w:sz="4"/>
+          <w:left w:val="single" w:color="B8C2BB" w:sz="4"/>
+          <w:bottom w:val="single" w:color="B8C2BB" w:sz="4"/>
+          <w:right w:val="single" w:color="B8C2BB" w:sz="4"/>
+          <w:insideH w:val="single" w:color="B8C2BB" w:sz="4"/>
+          <w:insideV w:val="single" w:color="B8C2BB" w:sz="4"/>
+        </w:tblBorders>
+        <w:tblLayout w:type="fixed"/>
+      </w:tblPr>
+      <w:tblGrid>
+        <w:gridCol w:w="1927"/>
+        <w:gridCol w:w="1060"/>
+        <w:gridCol w:w="2409"/>
+        <w:gridCol w:w="2602"/>
+        <w:gridCol w:w="1640"/>
+      </w:tblGrid>
+      <w:tr>
+        <w:trPr>
+          <w:tblHeader/>
+        </w:trPr>
+        <w:tc>
+          <w:tcPr>
+            <w:tcW w:type="dxa" w:w="1927"/>
+            <w:shd w:fill="2F4A3D" w:color="auto" w:val="clear"/>
+            <w:tcMar>
+              <w:top w:type="dxa" w:w="50"/>
+              <w:left w:type="dxa" w:w="80"/>
+              <w:bottom w:type="dxa" w:w="50"/>
+              <w:right w:type="dxa" w:w="80"/>
+            </w:tcMar>
+            <w:vAlign w:val="center"/>
+          </w:tcPr>
+          <w:p>
+            <w:pPr>
+              <w:spacing w:after="0" w:before="0"/>
+            </w:pPr>
+            <w:r>
+              <w:rPr>
+                <w:rFonts w:ascii="Calibri" w:cs="Calibri" w:eastAsia="Calibri" w:hAnsi="Calibri"/>
+                <w:b/>
+                <w:bCs/>
+                <w:color w:val="FFFFFF"/>
+                <w:sz w:val="15"/>
+                <w:szCs w:val="15"/>
+              </w:rPr>
+              <w:t xml:space="preserve">Component</w:t>
+            </w:r>
+          </w:p>
+        </w:tc>
+        <w:tc>
+          <w:tcPr>
+            <w:tcW w:type="dxa" w:w="1060"/>
+            <w:shd w:fill="2F4A3D" w:color="auto" w:val="clear"/>
+            <w:tcMar>
+              <w:top w:type="dxa" w:w="50"/>
+              <w:left w:type="dxa" w:w="80"/>
+              <w:bottom w:type="dxa" w:w="50"/>
+              <w:right w:type="dxa" w:w="80"/>
+            </w:tcMar>
+            <w:vAlign w:val="center"/>
+          </w:tcPr>
+          <w:p>
+            <w:pPr>
+              <w:spacing w:after="0" w:before="0"/>
+            </w:pPr>
+            <w:r>
+              <w:rPr>
+                <w:rFonts w:ascii="Calibri" w:cs="Calibri" w:eastAsia="Calibri" w:hAnsi="Calibri"/>
+                <w:b/>
+                <w:bCs/>
+                <w:color w:val="FFFFFF"/>
+                <w:sz w:val="15"/>
+                <w:szCs w:val="15"/>
+              </w:rPr>
+              <w:t xml:space="preserve">Status</w:t>
+            </w:r>
+          </w:p>
+        </w:tc>
+        <w:tc>
+          <w:tcPr>
+            <w:tcW w:type="dxa" w:w="2409"/>
+            <w:shd w:fill="2F4A3D" w:color="auto" w:val="clear"/>
+            <w:tcMar>
+              <w:top w:type="dxa" w:w="50"/>
+              <w:left w:type="dxa" w:w="80"/>
+              <w:bottom w:type="dxa" w:w="50"/>
+              <w:right w:type="dxa" w:w="80"/>
+            </w:tcMar>
+            <w:vAlign w:val="center"/>
+          </w:tcPr>
+          <w:p>
+            <w:pPr>
+              <w:spacing w:after="0" w:before="0"/>
+            </w:pPr>
+            <w:r>
+              <w:rPr>
+                <w:rFonts w:ascii="Calibri" w:cs="Calibri" w:eastAsia="Calibri" w:hAnsi="Calibri"/>
+                <w:b/>
+                <w:bCs/>
+                <w:color w:val="FFFFFF"/>
+                <w:sz w:val="15"/>
+                <w:szCs w:val="15"/>
+              </w:rPr>
+              <w:t xml:space="preserve">Training data</w:t>
+            </w:r>
+          </w:p>
+        </w:tc>
+        <w:tc>
+          <w:tcPr>
+            <w:tcW w:type="dxa" w:w="2602"/>
+            <w:shd w:fill="2F4A3D" w:color="auto" w:val="clear"/>
+            <w:tcMar>
+              <w:top w:type="dxa" w:w="50"/>
+              <w:left w:type="dxa" w:w="80"/>
+              <w:bottom w:type="dxa" w:w="50"/>
+              <w:right w:type="dxa" w:w="80"/>
+            </w:tcMar>
+            <w:vAlign w:val="center"/>
+          </w:tcPr>
+          <w:p>
+            <w:pPr>
+              <w:spacing w:after="0" w:before="0"/>
+            </w:pPr>
+            <w:r>
+              <w:rPr>
+                <w:rFonts w:ascii="Calibri" w:cs="Calibri" w:eastAsia="Calibri" w:hAnsi="Calibri"/>
+                <w:b/>
+                <w:bCs/>
+                <w:color w:val="FFFFFF"/>
+                <w:sz w:val="15"/>
+                <w:szCs w:val="15"/>
+              </w:rPr>
+              <w:t xml:space="preserve">Held-out result</w:t>
+            </w:r>
+          </w:p>
+        </w:tc>
+        <w:tc>
+          <w:tcPr>
+            <w:tcW w:type="dxa" w:w="1640"/>
+            <w:shd w:fill="2F4A3D" w:color="auto" w:val="clear"/>
+            <w:tcMar>
+              <w:top w:type="dxa" w:w="50"/>
+              <w:left w:type="dxa" w:w="80"/>
+              <w:bottom w:type="dxa" w:w="50"/>
+              <w:right w:type="dxa" w:w="80"/>
+            </w:tcMar>
+            <w:vAlign w:val="center"/>
+          </w:tcPr>
+          <w:p>
+            <w:pPr>
+              <w:spacing w:after="0" w:before="0"/>
+            </w:pPr>
+            <w:r>
+              <w:rPr>
+                <w:rFonts w:ascii="Calibri" w:cs="Calibri" w:eastAsia="Calibri" w:hAnsi="Calibri"/>
+                <w:b/>
+                <w:bCs/>
+                <w:color w:val="FFFFFF"/>
+                <w:sz w:val="15"/>
+                <w:szCs w:val="15"/>
+              </w:rPr>
+              <w:t xml:space="preserve">Caveat</w:t>
+            </w:r>
+          </w:p>
+        </w:tc>
+      </w:tr>
+      <w:tr>
+        <w:trPr>
+          <w:cantSplit/>
+        </w:trPr>
+        <w:tc>
+          <w:tcPr>
+            <w:tcW w:type="dxa" w:w="1927"/>
+            <w:tcMar>
+              <w:top w:type="dxa" w:w="50"/>
+              <w:left w:type="dxa" w:w="80"/>
+              <w:bottom w:type="dxa" w:w="50"/>
+              <w:right w:type="dxa" w:w="80"/>
+            </w:tcMar>
+            <w:vAlign w:val="center"/>
+          </w:tcPr>
+          <w:p>
+            <w:pPr>
+              <w:spacing w:after="0" w:before="0"/>
+            </w:pPr>
+            <w:r>
+              <w:rPr>
+                <w:rFonts w:ascii="Calibri" w:cs="Calibri" w:eastAsia="Calibri" w:hAnsi="Calibri"/>
+                <w:b w:val="false"/>
+                <w:bCs w:val="false"/>
+                <w:color w:val="1E1E1E"/>
+                <w:sz w:val="15"/>
+                <w:szCs w:val="15"/>
+              </w:rPr>
+              <w:t xml:space="preserve">Visible-decay check (logistic probe on ViT embedding)</w:t>
+            </w:r>
+          </w:p>
+        </w:tc>
+        <w:tc>
+          <w:tcPr>
+            <w:tcW w:type="dxa" w:w="1060"/>
+            <w:shd w:fill="D7EDDD" w:color="auto" w:val="clear"/>
+            <w:tcMar>
+              <w:top w:type="dxa" w:w="50"/>
+              <w:left w:type="dxa" w:w="80"/>
+              <w:bottom w:type="dxa" w:w="50"/>
+              <w:right w:type="dxa" w:w="80"/>
+            </w:tcMar>
+            <w:vAlign w:val="center"/>
+          </w:tcPr>
+          <w:p>
+            <w:pPr>
+              <w:spacing w:after="0" w:before="0"/>
+            </w:pPr>
+            <w:r>
+              <w:rPr>
+                <w:rFonts w:ascii="Calibri" w:cs="Calibri" w:eastAsia="Calibri" w:hAnsi="Calibri"/>
+                <w:b w:val="false"/>
+                <w:bCs w:val="false"/>
+                <w:color w:val="1E1E1E"/>
+                <w:sz w:val="15"/>
+                <w:szCs w:val="15"/>
+              </w:rPr>
+              <w:t xml:space="preserve">COMPLETE</w:t>
+            </w:r>
+          </w:p>
+        </w:tc>
+        <w:tc>
+          <w:tcPr>
+            <w:tcW w:type="dxa" w:w="2409"/>
+            <w:tcMar>
+              <w:top w:type="dxa" w:w="50"/>
+              <w:left w:type="dxa" w:w="80"/>
+              <w:bottom w:type="dxa" w:w="50"/>
+              <w:right w:type="dxa" w:w="80"/>
+            </w:tcMar>
+            <w:vAlign w:val="center"/>
+          </w:tcPr>
+          <w:p>
+            <w:pPr>
+              <w:spacing w:after="0" w:before="0"/>
+            </w:pPr>
+            <w:r>
+              <w:rPr>
+                <w:rFonts w:ascii="Calibri" w:cs="Calibri" w:eastAsia="Calibri" w:hAnsi="Calibri"/>
+                <w:b w:val="false"/>
+                <w:bCs w:val="false"/>
+                <w:color w:val="1E1E1E"/>
+                <w:sz w:val="15"/>
+                <w:szCs w:val="15"/>
+              </w:rPr>
+              <w:t xml:space="preserve">102 human image-level decisions (train split)</w:t>
+            </w:r>
+          </w:p>
+        </w:tc>
+        <w:tc>
+          <w:tcPr>
+            <w:tcW w:type="dxa" w:w="2602"/>
+            <w:tcMar>
+              <w:top w:type="dxa" w:w="50"/>
+              <w:left w:type="dxa" w:w="80"/>
+              <w:bottom w:type="dxa" w:w="50"/>
+              <w:right w:type="dxa" w:w="80"/>
+            </w:tcMar>
+            <w:vAlign w:val="center"/>
+          </w:tcPr>
+          <w:p>
+            <w:pPr>
+              <w:spacing w:after="0" w:before="0"/>
+            </w:pPr>
+            <w:r>
+              <w:rPr>
+                <w:rFonts w:ascii="Calibri" w:cs="Calibri" w:eastAsia="Calibri" w:hAnsi="Calibri"/>
+                <w:b w:val="false"/>
+                <w:bCs w:val="false"/>
+                <w:color w:val="1E1E1E"/>
+                <w:sz w:val="15"/>
+                <w:szCs w:val="15"/>
+              </w:rPr>
+              <w:t xml:space="preserve">test n=29: accuracy 0.931 (95% CI 0.78–0.98), AUC 0.986</w:t>
+            </w:r>
+          </w:p>
+        </w:tc>
+        <w:tc>
+          <w:tcPr>
+            <w:tcW w:type="dxa" w:w="1640"/>
+            <w:tcMar>
+              <w:top w:type="dxa" w:w="50"/>
+              <w:left w:type="dxa" w:w="80"/>
+              <w:bottom w:type="dxa" w:w="50"/>
+              <w:right w:type="dxa" w:w="80"/>
+            </w:tcMar>
+            <w:vAlign w:val="center"/>
+          </w:tcPr>
+          <w:p>
+            <w:pPr>
+              <w:spacing w:after="0" w:before="0"/>
+            </w:pPr>
+            <w:r>
+              <w:rPr>
+                <w:rFonts w:ascii="Calibri" w:cs="Calibri" w:eastAsia="Calibri" w:hAnsi="Calibri"/>
+                <w:b w:val="false"/>
+                <w:bCs w:val="false"/>
+                <w:color w:val="1E1E1E"/>
+                <w:sz w:val="15"/>
+                <w:szCs w:val="15"/>
+              </w:rPr>
+              <w:t xml:space="preserve">one annotator; small test set</w:t>
+            </w:r>
+          </w:p>
+        </w:tc>
+      </w:tr>
+      <w:tr>
+        <w:trPr>
+          <w:cantSplit/>
+        </w:trPr>
+        <w:tc>
+          <w:tcPr>
+            <w:tcW w:type="dxa" w:w="1927"/>
+            <w:shd w:fill="F5F7F5" w:color="auto" w:val="clear"/>
+            <w:tcMar>
+              <w:top w:type="dxa" w:w="50"/>
+              <w:left w:type="dxa" w:w="80"/>
+              <w:bottom w:type="dxa" w:w="50"/>
+              <w:right w:type="dxa" w:w="80"/>
+            </w:tcMar>
+            <w:vAlign w:val="center"/>
+          </w:tcPr>
+          <w:p>
+            <w:pPr>
+              <w:spacing w:after="0" w:before="0"/>
+            </w:pPr>
+            <w:r>
+              <w:rPr>
+                <w:rFonts w:ascii="Calibri" w:cs="Calibri" w:eastAsia="Calibri" w:hAnsi="Calibri"/>
+                <w:b w:val="false"/>
+                <w:bCs w:val="false"/>
+                <w:color w:val="1E1E1E"/>
+                <w:sz w:val="15"/>
+                <w:szCs w:val="15"/>
+              </w:rPr>
+              <w:t xml:space="preserve">U-Net segmentation (fruit + decay), ResNet-18 encoder</w:t>
+            </w:r>
+          </w:p>
+        </w:tc>
+        <w:tc>
+          <w:tcPr>
+            <w:tcW w:type="dxa" w:w="1060"/>
+            <w:shd w:fill="FCEFC7" w:color="auto" w:val="clear"/>
+            <w:tcMar>
+              <w:top w:type="dxa" w:w="50"/>
+              <w:left w:type="dxa" w:w="80"/>
+              <w:bottom w:type="dxa" w:w="50"/>
+              <w:right w:type="dxa" w:w="80"/>
+            </w:tcMar>
+            <w:vAlign w:val="center"/>
+          </w:tcPr>
+          <w:p>
+            <w:pPr>
+              <w:spacing w:after="0" w:before="0"/>
+            </w:pPr>
+            <w:r>
+              <w:rPr>
+                <w:rFonts w:ascii="Calibri" w:cs="Calibri" w:eastAsia="Calibri" w:hAnsi="Calibri"/>
+                <w:b w:val="false"/>
+                <w:bCs w:val="false"/>
+                <w:color w:val="1E1E1E"/>
+                <w:sz w:val="15"/>
+                <w:szCs w:val="15"/>
+              </w:rPr>
+              <w:t xml:space="preserve">IN PROGRESS</w:t>
+            </w:r>
+          </w:p>
+        </w:tc>
+        <w:tc>
+          <w:tcPr>
+            <w:tcW w:type="dxa" w:w="2409"/>
+            <w:shd w:fill="F5F7F5" w:color="auto" w:val="clear"/>
+            <w:tcMar>
+              <w:top w:type="dxa" w:w="50"/>
+              <w:left w:type="dxa" w:w="80"/>
+              <w:bottom w:type="dxa" w:w="50"/>
+              <w:right w:type="dxa" w:w="80"/>
+            </w:tcMar>
+            <w:vAlign w:val="center"/>
+          </w:tcPr>
+          <w:p>
+            <w:pPr>
+              <w:spacing w:after="0" w:before="0"/>
+            </w:pPr>
+            <w:r>
+              <w:rPr>
+                <w:rFonts w:ascii="Calibri" w:cs="Calibri" w:eastAsia="Calibri" w:hAnsi="Calibri"/>
+                <w:b w:val="false"/>
+                <w:bCs w:val="false"/>
+                <w:color w:val="1E1E1E"/>
+                <w:sz w:val="15"/>
+                <w:szCs w:val="15"/>
+              </w:rPr>
+              <w:t xml:space="preserve">102 MACHINE-GENERATED masks (colour/darkness heuristics, decay only on human-judged decay images)</w:t>
+            </w:r>
+          </w:p>
+        </w:tc>
+        <w:tc>
+          <w:tcPr>
+            <w:tcW w:type="dxa" w:w="2602"/>
+            <w:shd w:fill="F5F7F5" w:color="auto" w:val="clear"/>
+            <w:tcMar>
+              <w:top w:type="dxa" w:w="50"/>
+              <w:left w:type="dxa" w:w="80"/>
+              <w:bottom w:type="dxa" w:w="50"/>
+              <w:right w:type="dxa" w:w="80"/>
+            </w:tcMar>
+            <w:vAlign w:val="center"/>
+          </w:tcPr>
+          <w:p>
+            <w:pPr>
+              <w:spacing w:after="0" w:before="0"/>
+            </w:pPr>
+            <w:r>
+              <w:rPr>
+                <w:rFonts w:ascii="Calibri" w:cs="Calibri" w:eastAsia="Calibri" w:hAnsi="Calibri"/>
+                <w:b w:val="false"/>
+                <w:bCs w:val="false"/>
+                <w:color w:val="1E1E1E"/>
+                <w:sz w:val="15"/>
+                <w:szCs w:val="15"/>
+              </w:rPr>
+              <w:t xml:space="preserve">n=63 val+test: fruit Dice 0.981, decay Dice 0.593 vs machine masks</w:t>
+            </w:r>
+          </w:p>
+        </w:tc>
+        <w:tc>
+          <w:tcPr>
+            <w:tcW w:type="dxa" w:w="1640"/>
+            <w:shd w:fill="F5F7F5" w:color="auto" w:val="clear"/>
+            <w:tcMar>
+              <w:top w:type="dxa" w:w="50"/>
+              <w:left w:type="dxa" w:w="80"/>
+              <w:bottom w:type="dxa" w:w="50"/>
+              <w:right w:type="dxa" w:w="80"/>
+            </w:tcMar>
+            <w:vAlign w:val="center"/>
+          </w:tcPr>
+          <w:p>
+            <w:pPr>
+              <w:spacing w:after="0" w:before="0"/>
+            </w:pPr>
+            <w:r>
+              <w:rPr>
+                <w:rFonts w:ascii="Calibri" w:cs="Calibri" w:eastAsia="Calibri" w:hAnsi="Calibri"/>
+                <w:b w:val="false"/>
+                <w:bCs w:val="false"/>
+                <w:color w:val="1E1E1E"/>
+                <w:sz w:val="15"/>
+                <w:szCs w:val="15"/>
+              </w:rPr>
+              <w:t xml:space="preserve">PILOT — not human ground truth; human polygons still needed</w:t>
+            </w:r>
+          </w:p>
+        </w:tc>
+      </w:tr>
+      <w:tr>
+        <w:trPr>
+          <w:cantSplit/>
+        </w:trPr>
+        <w:tc>
+          <w:tcPr>
+            <w:tcW w:type="dxa" w:w="1927"/>
+            <w:tcMar>
+              <w:top w:type="dxa" w:w="50"/>
+              <w:left w:type="dxa" w:w="80"/>
+              <w:bottom w:type="dxa" w:w="50"/>
+              <w:right w:type="dxa" w:w="80"/>
+            </w:tcMar>
+            <w:vAlign w:val="center"/>
+          </w:tcPr>
+          <w:p>
+            <w:pPr>
+              <w:spacing w:after="0" w:before="0"/>
+            </w:pPr>
+            <w:r>
+              <w:rPr>
+                <w:rFonts w:ascii="Calibri" w:cs="Calibri" w:eastAsia="Calibri" w:hAnsi="Calibri"/>
+                <w:b w:val="false"/>
+                <w:bCs w:val="false"/>
+                <w:color w:val="1E1E1E"/>
+                <w:sz w:val="15"/>
+                <w:szCs w:val="15"/>
+              </w:rPr>
+              <w:t xml:space="preserve">Proxy shelf-life (ridge on ViT embedding)</w:t>
+            </w:r>
+          </w:p>
+        </w:tc>
+        <w:tc>
+          <w:tcPr>
+            <w:tcW w:type="dxa" w:w="1060"/>
+            <w:shd w:fill="D7EDDD" w:color="auto" w:val="clear"/>
+            <w:tcMar>
+              <w:top w:type="dxa" w:w="50"/>
+              <w:left w:type="dxa" w:w="80"/>
+              <w:bottom w:type="dxa" w:w="50"/>
+              <w:right w:type="dxa" w:w="80"/>
+            </w:tcMar>
+            <w:vAlign w:val="center"/>
+          </w:tcPr>
+          <w:p>
+            <w:pPr>
+              <w:spacing w:after="0" w:before="0"/>
+            </w:pPr>
+            <w:r>
+              <w:rPr>
+                <w:rFonts w:ascii="Calibri" w:cs="Calibri" w:eastAsia="Calibri" w:hAnsi="Calibri"/>
+                <w:b w:val="false"/>
+                <w:bCs w:val="false"/>
+                <w:color w:val="1E1E1E"/>
+                <w:sz w:val="15"/>
+                <w:szCs w:val="15"/>
+              </w:rPr>
+              <w:t xml:space="preserve">COMPLETE</w:t>
+            </w:r>
+          </w:p>
+        </w:tc>
+        <w:tc>
+          <w:tcPr>
+            <w:tcW w:type="dxa" w:w="2409"/>
+            <w:tcMar>
+              <w:top w:type="dxa" w:w="50"/>
+              <w:left w:type="dxa" w:w="80"/>
+              <w:bottom w:type="dxa" w:w="50"/>
+              <w:right w:type="dxa" w:w="80"/>
+            </w:tcMar>
+            <w:vAlign w:val="center"/>
+          </w:tcPr>
+          <w:p>
+            <w:pPr>
+              <w:spacing w:after="0" w:before="0"/>
+            </w:pPr>
+            <w:r>
+              <w:rPr>
+                <w:rFonts w:ascii="Calibri" w:cs="Calibri" w:eastAsia="Calibri" w:hAnsi="Calibri"/>
+                <w:b w:val="false"/>
+                <w:bCs w:val="false"/>
+                <w:color w:val="1E1E1E"/>
+                <w:sz w:val="15"/>
+                <w:szCs w:val="15"/>
+              </w:rPr>
+              <w:t xml:space="preserve">3,177 train images; target = days until the series' first TR-6 'Spoiled' capture</w:t>
+            </w:r>
+          </w:p>
+        </w:tc>
+        <w:tc>
+          <w:tcPr>
+            <w:tcW w:type="dxa" w:w="2602"/>
+            <w:tcMar>
+              <w:top w:type="dxa" w:w="50"/>
+              <w:left w:type="dxa" w:w="80"/>
+              <w:bottom w:type="dxa" w:w="50"/>
+              <w:right w:type="dxa" w:w="80"/>
+            </w:tcMar>
+            <w:vAlign w:val="center"/>
+          </w:tcPr>
+          <w:p>
+            <w:pPr>
+              <w:spacing w:after="0" w:before="0"/>
+            </w:pPr>
+            <w:r>
+              <w:rPr>
+                <w:rFonts w:ascii="Calibri" w:cs="Calibri" w:eastAsia="Calibri" w:hAnsi="Calibri"/>
+                <w:b w:val="false"/>
+                <w:bCs w:val="false"/>
+                <w:color w:val="1E1E1E"/>
+                <w:sz w:val="15"/>
+                <w:szCs w:val="15"/>
+              </w:rPr>
+              <w:t xml:space="preserve">test n=1071: MAE 4.29 d, RMSE 6.24 d, R² 0.888 (baseline MAE 9.95 d)</w:t>
+            </w:r>
+          </w:p>
+        </w:tc>
+        <w:tc>
+          <w:tcPr>
+            <w:tcW w:type="dxa" w:w="1640"/>
+            <w:tcMar>
+              <w:top w:type="dxa" w:w="50"/>
+              <w:left w:type="dxa" w:w="80"/>
+              <w:bottom w:type="dxa" w:w="50"/>
+              <w:right w:type="dxa" w:w="80"/>
+            </w:tcMar>
+            <w:vAlign w:val="center"/>
+          </w:tcPr>
+          <w:p>
+            <w:pPr>
+              <w:spacing w:after="0" w:before="0"/>
+            </w:pPr>
+            <w:r>
+              <w:rPr>
+                <w:rFonts w:ascii="Calibri" w:cs="Calibri" w:eastAsia="Calibri" w:hAnsi="Calibri"/>
+                <w:b w:val="false"/>
+                <w:bCs w:val="false"/>
+                <w:color w:val="1E1E1E"/>
+                <w:sz w:val="15"/>
+                <w:szCs w:val="15"/>
+              </w:rPr>
+              <w:t xml:space="preserve">PROXY from date-based labels; not measured shelf life</w:t>
+            </w:r>
+          </w:p>
+        </w:tc>
+      </w:tr>
+    </w:tbl>
+    <w:p>
+      <w:pPr>
+        <w:spacing w:after="120"/>
+      </w:pPr>
+    </w:p>
+    <w:p>
+      <w:pPr>
+        <w:keepNext/>
+        <w:spacing w:after="60" w:before="160"/>
+        <w:jc w:val="center"/>
+      </w:pPr>
+      <w:r>
+        <w:drawing>
+          <wp:inline distT="0" distB="0" distL="0" distR="0">
+            <wp:extent cx="6038850" cy="2419350"/>
+            <wp:effectExtent t="0" r="0" b="0" l="0"/>
+            <wp:docPr id="19" name="shelf_life_proxy.png" descr="Proxy shelf-life: predicted vs target days on the test split, and residuals." title="Figure 19"/>
+            <wp:cNvGraphicFramePr>
+              <a:graphicFrameLocks xmlns:a="http://schemas.openxmlformats.org/drawingml/2006/main" noChangeAspect="1"/>
+            </wp:cNvGraphicFramePr>
+            <a:graphic xmlns:a="http://schemas.openxmlformats.org/drawingml/2006/main">
+              <a:graphicData uri="http://schemas.openxmlformats.org/drawingml/2006/picture">
+                <pic:pic xmlns:pic="http://schemas.openxmlformats.org/drawingml/2006/picture">
+                  <pic:nvPicPr>
+                    <pic:cNvPr id="0" name="" descr=""/>
+                    <pic:cNvPicPr>
+                      <a:picLocks noChangeAspect="1" noChangeArrowheads="1"/>
+                    </pic:cNvPicPr>
+                  </pic:nvPicPr>
+                  <pic:blipFill>
+                    <a:blip r:embed="rId27" cstate="none"/>
+                    <a:srcRect/>
+                    <a:stretch>
+                      <a:fillRect/>
+                    </a:stretch>
+                  </pic:blipFill>
+                  <pic:spPr bwMode="auto">
+                    <a:xfrm>
+                      <a:off x="0" y="0"/>
+                      <a:ext cx="6038850" cy="2419350"/>
+                    </a:xfrm>
+                    <a:prstGeom prst="rect">
+                      <a:avLst/>
+                    </a:prstGeom>
+                  </pic:spPr>
+                </pic:pic>
+              </a:graphicData>
+            </a:graphic>
+          </wp:inline>
+        </w:drawing>
+      </w:r>
+    </w:p>
+    <w:p>
+      <w:pPr>
+        <w:spacing w:after="200"/>
+        <w:jc w:val="left"/>
+      </w:pPr>
+      <w:r>
+        <w:rPr>
+          <w:rFonts w:ascii="Calibri" w:cs="Calibri" w:eastAsia="Calibri" w:hAnsi="Calibri"/>
+          <w:b/>
+          <w:bCs/>
+          <w:sz w:val="18"/>
+          <w:szCs w:val="18"/>
+        </w:rPr>
+        <w:t xml:space="preserve">Figure 19.</w:t>
+      </w:r>
+      <w:r>
+        <w:rPr>
+          <w:rFonts w:ascii="Calibri" w:cs="Calibri" w:eastAsia="Calibri" w:hAnsi="Calibri"/>
+          <w:sz w:val="18"/>
+          <w:szCs w:val="18"/>
+        </w:rPr>
+        <w:t xml:space="preserve"> Proxy shelf-life: predicted vs target days on the test split, and residuals.</w:t>
+      </w:r>
+    </w:p>
+    <w:p>
+      <w:pPr>
+        <w:keepNext/>
+        <w:spacing w:after="60" w:before="160"/>
+        <w:jc w:val="center"/>
+      </w:pPr>
+      <w:r>
+        <w:drawing>
+          <wp:inline distT="0" distB="0" distL="0" distR="0">
+            <wp:extent cx="6038850" cy="1371600"/>
+            <wp:effectExtent t="0" r="0" b="0" l="0"/>
+            <wp:docPr id="20" name="unet_auto_masks_preview.png" descr="Machine-generated training masks for the pilot U-Net (green fruit, orange dark/decay region). Not human ground truth." title="Figure 20"/>
+            <wp:cNvGraphicFramePr>
+              <a:graphicFrameLocks xmlns:a="http://schemas.openxmlformats.org/drawingml/2006/main" noChangeAspect="1"/>
+            </wp:cNvGraphicFramePr>
+            <a:graphic xmlns:a="http://schemas.openxmlformats.org/drawingml/2006/main">
+              <a:graphicData uri="http://schemas.openxmlformats.org/drawingml/2006/picture">
+                <pic:pic xmlns:pic="http://schemas.openxmlformats.org/drawingml/2006/picture">
+                  <pic:nvPicPr>
+                    <pic:cNvPr id="0" name="" descr=""/>
+                    <pic:cNvPicPr>
+                      <a:picLocks noChangeAspect="1" noChangeArrowheads="1"/>
+                    </pic:cNvPicPr>
+                  </pic:nvPicPr>
+                  <pic:blipFill>
+                    <a:blip r:embed="rId28" cstate="none"/>
+                    <a:srcRect/>
+                    <a:stretch>
+                      <a:fillRect/>
+                    </a:stretch>
+                  </pic:blipFill>
+                  <pic:spPr bwMode="auto">
+                    <a:xfrm>
+                      <a:off x="0" y="0"/>
+                      <a:ext cx="6038850" cy="1371600"/>
+                    </a:xfrm>
+                    <a:prstGeom prst="rect">
+                      <a:avLst/>
+                    </a:prstGeom>
+                  </pic:spPr>
+                </pic:pic>
+              </a:graphicData>
+            </a:graphic>
+          </wp:inline>
+        </w:drawing>
+      </w:r>
+    </w:p>
+    <w:p>
+      <w:pPr>
+        <w:spacing w:after="200"/>
+        <w:jc w:val="left"/>
+      </w:pPr>
+      <w:r>
+        <w:rPr>
+          <w:rFonts w:ascii="Calibri" w:cs="Calibri" w:eastAsia="Calibri" w:hAnsi="Calibri"/>
+          <w:b/>
+          <w:bCs/>
+          <w:sz w:val="18"/>
+          <w:szCs w:val="18"/>
+        </w:rPr>
+        <w:t xml:space="preserve">Figure 20.</w:t>
+      </w:r>
+      <w:r>
+        <w:rPr>
+          <w:rFonts w:ascii="Calibri" w:cs="Calibri" w:eastAsia="Calibri" w:hAnsi="Calibri"/>
+          <w:sz w:val="18"/>
+          <w:szCs w:val="18"/>
+        </w:rPr>
+        <w:t xml:space="preserve"> Machine-generated training masks for the pilot U-Net (green fruit, orange dark/decay region). Not human ground truth.</w:t>
+      </w:r>
+    </w:p>
+    <w:p>
+      <w:pPr>
+        <w:keepNext/>
+        <w:spacing w:after="60" w:before="160"/>
+        <w:jc w:val="center"/>
+      </w:pPr>
+      <w:r>
+        <w:drawing>
+          <wp:inline distT="0" distB="0" distL="0" distR="0">
+            <wp:extent cx="6038850" cy="3162300"/>
+            <wp:effectExtent t="0" r="0" b="0" l="0"/>
+            <wp:docPr id="21" name="unet_pilot_overlays.png" descr="Pilot U-Net on held-out test images: input, machine-generated reference mask and U-Net prediction." title="Figure 21"/>
+            <wp:cNvGraphicFramePr>
+              <a:graphicFrameLocks xmlns:a="http://schemas.openxmlformats.org/drawingml/2006/main" noChangeAspect="1"/>
+            </wp:cNvGraphicFramePr>
+            <a:graphic xmlns:a="http://schemas.openxmlformats.org/drawingml/2006/main">
+              <a:graphicData uri="http://schemas.openxmlformats.org/drawingml/2006/picture">
+                <pic:pic xmlns:pic="http://schemas.openxmlformats.org/drawingml/2006/picture">
+                  <pic:nvPicPr>
+                    <pic:cNvPr id="0" name="" descr=""/>
+                    <pic:cNvPicPr>
+                      <a:picLocks noChangeAspect="1" noChangeArrowheads="1"/>
+                    </pic:cNvPicPr>
+                  </pic:nvPicPr>
+                  <pic:blipFill>
+                    <a:blip r:embed="rId29" cstate="none"/>
+                    <a:srcRect/>
+                    <a:stretch>
+                      <a:fillRect/>
+                    </a:stretch>
+                  </pic:blipFill>
+                  <pic:spPr bwMode="auto">
+                    <a:xfrm>
+                      <a:off x="0" y="0"/>
+                      <a:ext cx="6038850" cy="3162300"/>
+                    </a:xfrm>
+                    <a:prstGeom prst="rect">
+                      <a:avLst/>
+                    </a:prstGeom>
+                  </pic:spPr>
+                </pic:pic>
+              </a:graphicData>
+            </a:graphic>
+          </wp:inline>
+        </w:drawing>
+      </w:r>
+    </w:p>
+    <w:p>
+      <w:pPr>
+        <w:spacing w:after="200"/>
+        <w:jc w:val="left"/>
+      </w:pPr>
+      <w:r>
+        <w:rPr>
+          <w:rFonts w:ascii="Calibri" w:cs="Calibri" w:eastAsia="Calibri" w:hAnsi="Calibri"/>
+          <w:b/>
+          <w:bCs/>
+          <w:sz w:val="18"/>
+          <w:szCs w:val="18"/>
+        </w:rPr>
+        <w:t xml:space="preserve">Figure 21.</w:t>
+      </w:r>
+      <w:r>
+        <w:rPr>
+          <w:rFonts w:ascii="Calibri" w:cs="Calibri" w:eastAsia="Calibri" w:hAnsi="Calibri"/>
+          <w:sz w:val="18"/>
+          <w:szCs w:val="18"/>
+        </w:rPr>
+        <w:t xml:space="preserve"> Pilot U-Net on held-out test images: input, machine-generated reference mask and U-Net prediction.</w:t>
+      </w:r>
+    </w:p>
+    <w:p>
+      <w:pPr>
+        <w:spacing w:after="120"/>
+        <w:jc w:val="both"/>
+      </w:pPr>
+      <w:r>
+        <w:rPr>
+          <w:rFonts w:ascii="Calibri" w:cs="Calibri" w:eastAsia="Calibri" w:hAnsi="Calibri"/>
+        </w:rPr>
+        <w:t xml:space="preserve">The U-Net demonstrates the complete segmentation pipeline (data → masks → training with BCE + Dice → API → UI overlay and decay-coverage %). Because its reference masks are machine-generated, its Dice/IoU measure agreement with those masks, not with human decay boundaries; decay Dice is also inflated by images with no decay (both masks empty count as perfect). A validated U-Net requires human-drawn polygons.</w:t>
       </w:r>
     </w:p>
     <w:sectPr>
